--- a/testakten/verbraucherschutzrecht-smartmeter-abo-plattform/12_zaehlerwechselprotokoll_und_displayanzeige.docx
+++ b/testakten/verbraucherschutzrecht-smartmeter-abo-plattform/12_zaehlerwechselprotokoll_und_displayanzeige.docx
@@ -78,7 +78,7 @@
         <w:jc w:val="both"/>
       </w:pPr>
       <w:r>
-        <w:t>Die Portalregistrierung wurde auf die bei der Terminbuchung angegebene Adresse tilman.esswein@example.invalid ausgelöst. Im Arbeitsauftrag ist kein gesonderter Vertragsabschluss für ein Komfortabo vermerkt. Der Monteur führte nach seiner Notiz nur die Tages- und Monatsansicht am Display vor. Preisangaben oder eine Mindestlaufzeit sind im unterschriebenen Wechselprotokoll nicht enthalten.</w:t>
+        <w:t>Die Portalregistrierung wurde auf die bei der Terminbuchung angegebene Adresse tilman.esswein@privatpost.de ausgelöst. Im Arbeitsauftrag ist kein gesonderter Vertragsabschluss für ein Komfortabo vermerkt. Der Monteur führte nach seiner Notiz nur die Tages- und Monatsansicht am Display vor. Preisangaben oder eine Mindestlaufzeit sind im unterschriebenen Wechselprotokoll nicht enthalten.</w:t>
       </w:r>
     </w:p>
     <w:p>
